--- a/Nila_Journey_of_Success_15_Page_Document.docx
+++ b/Nila_Journey_of_Success_15_Page_Document.docx
@@ -43,7 +43,15 @@
         <w:jc w:val="center"/>
       </w:pPr>
       <w:r>
-        <w:t>Team Leader: N. Ruvalya</w:t>
+        <w:t xml:space="preserve">Team </w:t>
+      </w:r>
+      <w:proofErr w:type="gramStart"/>
+      <w:r>
+        <w:t>Id :</w:t>
+      </w:r>
+      <w:proofErr w:type="gramEnd"/>
+      <w:r>
+        <w:t xml:space="preserve"> SWTID-2026-1380</w:t>
       </w:r>
     </w:p>
     <w:p>
@@ -52,8 +60,16 @@
         <w:jc w:val="center"/>
       </w:pPr>
       <w:r>
-        <w:t>Team Member: S. Selva Lakshmi</w:t>
-      </w:r>
+        <w:t xml:space="preserve">Team Leader: N. </w:t>
+      </w:r>
+      <w:proofErr w:type="spellStart"/>
+      <w:r>
+        <w:t>Ruvaly</w:t>
+      </w:r>
+      <w:r>
+        <w:t>a</w:t>
+      </w:r>
+      <w:proofErr w:type="spellEnd"/>
     </w:p>
     <w:p>
       <w:pPr>
@@ -61,6 +77,15 @@
         <w:jc w:val="center"/>
       </w:pPr>
       <w:r>
+        <w:t>Team Member: S. Selva Lakshmi</w:t>
+      </w:r>
+    </w:p>
+    <w:p>
+      <w:pPr>
+        <w:spacing w:after="614" w:line="265" w:lineRule="auto"/>
+        <w:jc w:val="center"/>
+      </w:pPr>
+      <w:r>
         <w:t>Team Member</w:t>
       </w:r>
       <w:r>
@@ -75,6 +100,7 @@
         <w:pStyle w:val="Heading1"/>
       </w:pPr>
       <w:r>
+        <w:lastRenderedPageBreak/>
         <w:t>Introduction</w:t>
       </w:r>
     </w:p>
@@ -92,7 +118,6 @@
         <w:ind w:left="-5"/>
       </w:pPr>
       <w:r>
-        <w:lastRenderedPageBreak/>
         <w:t>Nila has dreams and curiosity, but fear and hesitation initially stop her from trying new things.</w:t>
       </w:r>
     </w:p>
